--- a/مممممممممممممم.docx
+++ b/مممممممممممممم.docx
@@ -19,7 +19,15 @@
           <w:rtl/>
           <w:lang w:bidi="ar-DZ"/>
         </w:rPr>
-        <w:t xml:space="preserve">علمي </w:t>
+        <w:t>علمي</w:t>
+      </w:r>
+      <w:r>
+        <w:rPr>
+          <w:rFonts w:hint="default"/>
+          <w:rtl/>
+          <w:lang w:val="en-US" w:bidi="ar-DZ"/>
+        </w:rPr>
+        <w:t xml:space="preserve">...... </w:t>
       </w:r>
     </w:p>
     <w:p>
